--- a/docs/versiones/manual_tecnico_v1.4_2026-10-13.docx
+++ b/docs/versiones/manual_tecnico_v1.4_2026-10-13.docx
@@ -2698,7 +2698,7 @@
         <w:t>datos/agencias/consultaapi_&lt;AG&gt;.csv</w:t>
       </w:r>
       <w:r>
-        <w:t>, con rezago), en un popup «Detalles» y en la descarga.</w:t>
+        <w:t>, con rezago), en un popup «Cobertura por agencia» y en la descarga.</w:t>
       </w:r>
     </w:p>
     <w:p>
